--- a/Attainment_Calculation_Methodology.docx
+++ b/Attainment_Calculation_Methodology.docx
@@ -44,7 +44,7 @@
           <w:color w:val="6B7A8D"/>
           <w:sz w:val="18"/>
         </w:rPr>
-        <w:t>Applies to OBE Course Manager v2.37 (core calculations unchanged since v1.20; Group and choice-scheme settings live under each assessment's ⚙ Advanced panel; Class Performance assessments are described in Annex B; item Bloom levels, the CA tab and the PO Indicators of Framework Version 3 are alignment/documentation aids and do not enter the attainment mathematics) · © 2026 Prof. Mazharul Islam (mazhar17.github.io/MI) · CC BY 4.0</w:t>
+        <w:t>Applies to OBE Course Manager v2.38 (core calculations unchanged since v1.20; Group and choice-scheme settings live under each assessment's ⚙ Advanced panel; Class Performance assessments are described in Annex B; item Bloom levels, the CA tab and the PO Indicators of Framework Version 3 are alignment/documentation aids and do not enter the attainment mathematics) · © 2026 Prof. Mazharul Islam (mazhar17.github.io/MI) · CC BY 4.0</w:t>
       </w:r>
     </w:p>
     <w:p>
